--- a/downloads/handouts/Unit 04/Handout 04.02 - Home Safety Hunt Floor Plan and Emergency Plan.docx
+++ b/downloads/handouts/Unit 04/Handout 04.02 - Home Safety Hunt Floor Plan and Emergency Plan.docx
@@ -41,9 +41,9 @@
       <w:pPr>
         <w:pStyle w:val="Heading2"/>
       </w:pPr>
-      <w:bookmarkStart w:id="21" w:name="word-bank-in-other-languages"/>
-      <w:r>
-        <w:t xml:space="preserve">Word bank in other languages</w:t>
+      <w:bookmarkStart w:id="21" w:name="word-bank-in-spanish"/>
+      <w:r>
+        <w:t xml:space="preserve">Word bank in Spanish</w:t>
       </w:r>
       <w:bookmarkEnd w:id="21"/>
     </w:p>
@@ -54,10 +54,8 @@
         <w:tblLook w:firstRow="1"/>
       </w:tblPr>
       <w:tblGrid>
-        <w:gridCol w:w="2340"/>
-        <w:gridCol w:w="2340"/>
-        <w:gridCol w:w="2340"/>
-        <w:gridCol w:w="2340"/>
+        <w:gridCol w:w="4680"/>
+        <w:gridCol w:w="4680"/>
       </w:tblGrid>
       <w:tr>
         <w:trPr>
@@ -65,7 +63,7 @@
         </w:trPr>
         <w:tc>
           <w:tcPr>
-            <w:tcW w:type="dxa" w:w="2340"/>
+            <w:tcW w:type="dxa" w:w="4680"/>
             <w:tcBorders>
               <w:bottom w:val="single"/>
             </w:tcBorders>
@@ -83,7 +81,7 @@
         </w:tc>
         <w:tc>
           <w:tcPr>
-            <w:tcW w:type="dxa" w:w="2340"/>
+            <w:tcW w:type="dxa" w:w="4680"/>
             <w:tcBorders>
               <w:bottom w:val="single"/>
             </w:tcBorders>
@@ -95,42 +93,6 @@
               <w:jc w:val="left"/>
             </w:pPr>
             <w:r>
-              <w:t xml:space="preserve">Turkish</w:t>
-            </w:r>
-          </w:p>
-        </w:tc>
-        <w:tc>
-          <w:tcPr>
-            <w:tcW w:type="dxa" w:w="2340"/>
-            <w:tcBorders>
-              <w:bottom w:val="single"/>
-            </w:tcBorders>
-            <w:vAlign w:val="bottom"/>
-          </w:tcPr>
-          <w:p>
-            <w:pPr>
-              <w:pStyle w:val="Compact"/>
-              <w:jc w:val="left"/>
-            </w:pPr>
-            <w:r>
-              <w:t xml:space="preserve">Portuguese</w:t>
-            </w:r>
-          </w:p>
-        </w:tc>
-        <w:tc>
-          <w:tcPr>
-            <w:tcW w:type="dxa" w:w="2340"/>
-            <w:tcBorders>
-              <w:bottom w:val="single"/>
-            </w:tcBorders>
-            <w:vAlign w:val="bottom"/>
-          </w:tcPr>
-          <w:p>
-            <w:pPr>
-              <w:pStyle w:val="Compact"/>
-              <w:jc w:val="left"/>
-            </w:pPr>
-            <w:r>
               <w:t xml:space="preserve">Spanish</w:t>
             </w:r>
           </w:p>
@@ -139,7 +101,7 @@
       <w:tr>
         <w:tc>
           <w:tcPr>
-            <w:tcW w:type="dxa" w:w="2340"/>
+            <w:tcW w:type="dxa" w:w="4680"/>
           </w:tcPr>
           <w:p>
             <w:pPr>
@@ -153,35 +115,7 @@
         </w:tc>
         <w:tc>
           <w:tcPr>
-            <w:tcW w:type="dxa" w:w="2340"/>
-          </w:tcPr>
-          <w:p>
-            <w:pPr>
-              <w:pStyle w:val="Compact"/>
-              <w:jc w:val="left"/>
-            </w:pPr>
-            <w:r>
-              <w:t xml:space="preserve">tehlike</w:t>
-            </w:r>
-          </w:p>
-        </w:tc>
-        <w:tc>
-          <w:tcPr>
-            <w:tcW w:type="dxa" w:w="2340"/>
-          </w:tcPr>
-          <w:p>
-            <w:pPr>
-              <w:pStyle w:val="Compact"/>
-              <w:jc w:val="left"/>
-            </w:pPr>
-            <w:r>
-              <w:t xml:space="preserve">perigo</w:t>
-            </w:r>
-          </w:p>
-        </w:tc>
-        <w:tc>
-          <w:tcPr>
-            <w:tcW w:type="dxa" w:w="2340"/>
+            <w:tcW w:type="dxa" w:w="4680"/>
           </w:tcPr>
           <w:p>
             <w:pPr>
@@ -197,7 +131,7 @@
       <w:tr>
         <w:tc>
           <w:tcPr>
-            <w:tcW w:type="dxa" w:w="2340"/>
+            <w:tcW w:type="dxa" w:w="4680"/>
           </w:tcPr>
           <w:p>
             <w:pPr>
@@ -211,35 +145,7 @@
         </w:tc>
         <w:tc>
           <w:tcPr>
-            <w:tcW w:type="dxa" w:w="2340"/>
-          </w:tcPr>
-          <w:p>
-            <w:pPr>
-              <w:pStyle w:val="Compact"/>
-              <w:jc w:val="left"/>
-            </w:pPr>
-            <w:r>
-              <w:t xml:space="preserve">yangın</w:t>
-            </w:r>
-          </w:p>
-        </w:tc>
-        <w:tc>
-          <w:tcPr>
-            <w:tcW w:type="dxa" w:w="2340"/>
-          </w:tcPr>
-          <w:p>
-            <w:pPr>
-              <w:pStyle w:val="Compact"/>
-              <w:jc w:val="left"/>
-            </w:pPr>
-            <w:r>
-              <w:t xml:space="preserve">fogo (incêndio)</w:t>
-            </w:r>
-          </w:p>
-        </w:tc>
-        <w:tc>
-          <w:tcPr>
-            <w:tcW w:type="dxa" w:w="2340"/>
+            <w:tcW w:type="dxa" w:w="4680"/>
           </w:tcPr>
           <w:p>
             <w:pPr>
@@ -255,7 +161,7 @@
       <w:tr>
         <w:tc>
           <w:tcPr>
-            <w:tcW w:type="dxa" w:w="2340"/>
+            <w:tcW w:type="dxa" w:w="4680"/>
           </w:tcPr>
           <w:p>
             <w:pPr>
@@ -269,35 +175,7 @@
         </w:tc>
         <w:tc>
           <w:tcPr>
-            <w:tcW w:type="dxa" w:w="2340"/>
-          </w:tcPr>
-          <w:p>
-            <w:pPr>
-              <w:pStyle w:val="Compact"/>
-              <w:jc w:val="left"/>
-            </w:pPr>
-            <w:r>
-              <w:t xml:space="preserve">düşme</w:t>
-            </w:r>
-          </w:p>
-        </w:tc>
-        <w:tc>
-          <w:tcPr>
-            <w:tcW w:type="dxa" w:w="2340"/>
-          </w:tcPr>
-          <w:p>
-            <w:pPr>
-              <w:pStyle w:val="Compact"/>
-              <w:jc w:val="left"/>
-            </w:pPr>
-            <w:r>
-              <w:t xml:space="preserve">queda</w:t>
-            </w:r>
-          </w:p>
-        </w:tc>
-        <w:tc>
-          <w:tcPr>
-            <w:tcW w:type="dxa" w:w="2340"/>
+            <w:tcW w:type="dxa" w:w="4680"/>
           </w:tcPr>
           <w:p>
             <w:pPr>
@@ -313,7 +191,7 @@
       <w:tr>
         <w:tc>
           <w:tcPr>
-            <w:tcW w:type="dxa" w:w="2340"/>
+            <w:tcW w:type="dxa" w:w="4680"/>
           </w:tcPr>
           <w:p>
             <w:pPr>
@@ -327,21 +205,7 @@
         </w:tc>
         <w:tc>
           <w:tcPr>
-            <w:tcW w:type="dxa" w:w="2340"/>
-          </w:tcPr>
-          <w:p>
-            <w:pPr>
-              <w:pStyle w:val="Compact"/>
-              <w:jc w:val="left"/>
-            </w:pPr>
-            <w:r>
-              <w:t xml:space="preserve">zehir</w:t>
-            </w:r>
-          </w:p>
-        </w:tc>
-        <w:tc>
-          <w:tcPr>
-            <w:tcW w:type="dxa" w:w="2340"/>
+            <w:tcW w:type="dxa" w:w="4680"/>
           </w:tcPr>
           <w:p>
             <w:pPr>
@@ -353,25 +217,11 @@
             </w:r>
           </w:p>
         </w:tc>
-        <w:tc>
-          <w:tcPr>
-            <w:tcW w:type="dxa" w:w="2340"/>
-          </w:tcPr>
-          <w:p>
-            <w:pPr>
-              <w:pStyle w:val="Compact"/>
-              <w:jc w:val="left"/>
-            </w:pPr>
-            <w:r>
-              <w:t xml:space="preserve">veneno</w:t>
-            </w:r>
-          </w:p>
-        </w:tc>
-      </w:tr>
-      <w:tr>
-        <w:tc>
-          <w:tcPr>
-            <w:tcW w:type="dxa" w:w="2340"/>
+      </w:tr>
+      <w:tr>
+        <w:tc>
+          <w:tcPr>
+            <w:tcW w:type="dxa" w:w="4680"/>
           </w:tcPr>
           <w:p>
             <w:pPr>
@@ -385,35 +235,7 @@
         </w:tc>
         <w:tc>
           <w:tcPr>
-            <w:tcW w:type="dxa" w:w="2340"/>
-          </w:tcPr>
-          <w:p>
-            <w:pPr>
-              <w:pStyle w:val="Compact"/>
-              <w:jc w:val="left"/>
-            </w:pPr>
-            <w:r>
-              <w:t xml:space="preserve">duman dedektörü</w:t>
-            </w:r>
-          </w:p>
-        </w:tc>
-        <w:tc>
-          <w:tcPr>
-            <w:tcW w:type="dxa" w:w="2340"/>
-          </w:tcPr>
-          <w:p>
-            <w:pPr>
-              <w:pStyle w:val="Compact"/>
-              <w:jc w:val="left"/>
-            </w:pPr>
-            <w:r>
-              <w:t xml:space="preserve">detector de fumaça</w:t>
-            </w:r>
-          </w:p>
-        </w:tc>
-        <w:tc>
-          <w:tcPr>
-            <w:tcW w:type="dxa" w:w="2340"/>
+            <w:tcW w:type="dxa" w:w="4680"/>
           </w:tcPr>
           <w:p>
             <w:pPr>
@@ -429,7 +251,7 @@
       <w:tr>
         <w:tc>
           <w:tcPr>
-            <w:tcW w:type="dxa" w:w="2340"/>
+            <w:tcW w:type="dxa" w:w="4680"/>
           </w:tcPr>
           <w:p>
             <w:pPr>
@@ -443,35 +265,7 @@
         </w:tc>
         <w:tc>
           <w:tcPr>
-            <w:tcW w:type="dxa" w:w="2340"/>
-          </w:tcPr>
-          <w:p>
-            <w:pPr>
-              <w:pStyle w:val="Compact"/>
-              <w:jc w:val="left"/>
-            </w:pPr>
-            <w:r>
-              <w:t xml:space="preserve">çıkış</w:t>
-            </w:r>
-          </w:p>
-        </w:tc>
-        <w:tc>
-          <w:tcPr>
-            <w:tcW w:type="dxa" w:w="2340"/>
-          </w:tcPr>
-          <w:p>
-            <w:pPr>
-              <w:pStyle w:val="Compact"/>
-              <w:jc w:val="left"/>
-            </w:pPr>
-            <w:r>
-              <w:t xml:space="preserve">saída</w:t>
-            </w:r>
-          </w:p>
-        </w:tc>
-        <w:tc>
-          <w:tcPr>
-            <w:tcW w:type="dxa" w:w="2340"/>
+            <w:tcW w:type="dxa" w:w="4680"/>
           </w:tcPr>
           <w:p>
             <w:pPr>
@@ -487,7 +281,7 @@
       <w:tr>
         <w:tc>
           <w:tcPr>
-            <w:tcW w:type="dxa" w:w="2340"/>
+            <w:tcW w:type="dxa" w:w="4680"/>
           </w:tcPr>
           <w:p>
             <w:pPr>
@@ -501,35 +295,7 @@
         </w:tc>
         <w:tc>
           <w:tcPr>
-            <w:tcW w:type="dxa" w:w="2340"/>
-          </w:tcPr>
-          <w:p>
-            <w:pPr>
-              <w:pStyle w:val="Compact"/>
-              <w:jc w:val="left"/>
-            </w:pPr>
-            <w:r>
-              <w:t xml:space="preserve">buluşma noktası</w:t>
-            </w:r>
-          </w:p>
-        </w:tc>
-        <w:tc>
-          <w:tcPr>
-            <w:tcW w:type="dxa" w:w="2340"/>
-          </w:tcPr>
-          <w:p>
-            <w:pPr>
-              <w:pStyle w:val="Compact"/>
-              <w:jc w:val="left"/>
-            </w:pPr>
-            <w:r>
-              <w:t xml:space="preserve">ponto de encontro</w:t>
-            </w:r>
-          </w:p>
-        </w:tc>
-        <w:tc>
-          <w:tcPr>
-            <w:tcW w:type="dxa" w:w="2340"/>
+            <w:tcW w:type="dxa" w:w="4680"/>
           </w:tcPr>
           <w:p>
             <w:pPr>

--- a/downloads/handouts/Unit 04/Handout 04.02 - Home Safety Hunt Floor Plan and Emergency Plan.docx
+++ b/downloads/handouts/Unit 04/Handout 04.02 - Home Safety Hunt Floor Plan and Emergency Plan.docx
@@ -34,7 +34,7 @@
         <w:t xml:space="preserve"> </w:t>
       </w:r>
       <w:r>
-        <w:t xml:space="preserve">Part 1 fills in during the room slides. Part 2 is the hunt: read the home below, highlight every hazard you find, and put each one in the table with the room, the type, and a fix. There are fifteen. Part 3 is the emergency plan for the family who lives there.</w:t>
+        <w:t xml:space="preserve">Fill in Part 1 during the room slides. Part 2 is the hunt. Read about the home below. Highlight every hazard you find. Put each one in the table with the room, the type, and a fix. Your table has room for fifteen. There are more than fifteen hidden in the home, so keep hunting until the table is full. Part 3 is the emergency plan for the family who lives there.</w:t>
       </w:r>
     </w:p>
     <w:p>
@@ -666,9 +666,9 @@
       <w:pPr>
         <w:pStyle w:val="Heading3"/>
       </w:pPr>
-      <w:bookmarkStart w:id="26" w:name="X6b4849dc563f5d95daa01f0e91baf18fb451cfa"/>
-      <w:r>
-        <w:t xml:space="preserve">The home, room by room (fifteen hazards are hidden in these sentences)</w:t>
+      <w:bookmarkStart w:id="26" w:name="X05f1149ee10bebe5d79e11b0481d798c7772402"/>
+      <w:r>
+        <w:t xml:space="preserve">The home, room by room (more than fifteen hazards are hidden in these sentences)</w:t>
       </w:r>
       <w:bookmarkEnd w:id="26"/>
     </w:p>
@@ -1928,11 +1928,27 @@
         </w:rPr>
         <w:t xml:space="preserve">Practice:</w:t>
       </w:r>
-      <w:r>
-        <w:t xml:space="preserve"> </w:t>
-      </w:r>
-      <w:r>
-        <w:t xml:space="preserve">How often should the family practice this plan? ______________ At night or in the day, or both? ______________</w:t>
+    </w:p>
+    <w:p>
+      <w:pPr>
+        <w:numPr>
+          <w:ilvl w:val="0"/>
+          <w:numId w:val="1001"/>
+        </w:numPr>
+      </w:pPr>
+      <w:r>
+        <w:t xml:space="preserve">How often should the family practice this plan? ______________</w:t>
+      </w:r>
+    </w:p>
+    <w:p>
+      <w:pPr>
+        <w:numPr>
+          <w:ilvl w:val="0"/>
+          <w:numId w:val="1001"/>
+        </w:numPr>
+      </w:pPr>
+      <w:r>
+        <w:t xml:space="preserve">Should they practice at night, in the day, or both? ______________</w:t>
       </w:r>
     </w:p>
     <w:sectPr>
@@ -2117,8 +2133,150 @@
       </w:pPr>
     </w:lvl>
   </w:abstractNum>
+  <w:abstractNum w:abstractNumId="99731">
+    <w:nsid w:val="ea454b4c"/>
+    <w:multiLevelType w:val="multilevel"/>
+    <w:lvl w:ilvl="0">
+      <w:start w:val="1"/>
+      <w:numFmt w:val="lowerLetter"/>
+      <w:lvlText w:val="(%1)"/>
+      <w:lvlJc w:val="left"/>
+      <w:pPr>
+        <w:tabs>
+          <w:tab w:val="num" w:pos="0"/>
+        </w:tabs>
+        <w:ind w:left="480" w:hanging="480"/>
+      </w:pPr>
+    </w:lvl>
+    <w:lvl w:ilvl="1">
+      <w:start w:val="1"/>
+      <w:numFmt w:val="lowerLetter"/>
+      <w:lvlText w:val="(%2)"/>
+      <w:lvlJc w:val="left"/>
+      <w:pPr>
+        <w:tabs>
+          <w:tab w:val="num" w:pos="720"/>
+        </w:tabs>
+        <w:ind w:left="1200" w:hanging="480"/>
+      </w:pPr>
+    </w:lvl>
+    <w:lvl w:ilvl="2">
+      <w:start w:val="1"/>
+      <w:numFmt w:val="lowerLetter"/>
+      <w:lvlText w:val="(%3)"/>
+      <w:lvlJc w:val="left"/>
+      <w:pPr>
+        <w:tabs>
+          <w:tab w:val="num" w:pos="1440"/>
+        </w:tabs>
+        <w:ind w:left="1920" w:hanging="480"/>
+      </w:pPr>
+    </w:lvl>
+    <w:lvl w:ilvl="3">
+      <w:start w:val="1"/>
+      <w:numFmt w:val="lowerLetter"/>
+      <w:lvlText w:val="(%4)"/>
+      <w:lvlJc w:val="left"/>
+      <w:pPr>
+        <w:tabs>
+          <w:tab w:val="num" w:pos="2160"/>
+        </w:tabs>
+        <w:ind w:left="2640" w:hanging="480"/>
+      </w:pPr>
+    </w:lvl>
+    <w:lvl w:ilvl="4">
+      <w:start w:val="1"/>
+      <w:numFmt w:val="lowerLetter"/>
+      <w:lvlText w:val="(%5)"/>
+      <w:lvlJc w:val="left"/>
+      <w:pPr>
+        <w:tabs>
+          <w:tab w:val="num" w:pos="2880"/>
+        </w:tabs>
+        <w:ind w:left="3360" w:hanging="480"/>
+      </w:pPr>
+    </w:lvl>
+    <w:lvl w:ilvl="5">
+      <w:start w:val="1"/>
+      <w:numFmt w:val="lowerLetter"/>
+      <w:lvlText w:val="(%6)"/>
+      <w:lvlJc w:val="left"/>
+      <w:pPr>
+        <w:tabs>
+          <w:tab w:val="num" w:pos="3600"/>
+        </w:tabs>
+        <w:ind w:left="4080" w:hanging="480"/>
+      </w:pPr>
+    </w:lvl>
+    <w:lvl w:ilvl="6">
+      <w:start w:val="1"/>
+      <w:numFmt w:val="lowerLetter"/>
+      <w:lvlText w:val="(%7)"/>
+      <w:lvlJc w:val="left"/>
+      <w:pPr>
+        <w:tabs>
+          <w:tab w:val="num" w:pos="4320"/>
+        </w:tabs>
+        <w:ind w:left="4800" w:hanging="480"/>
+      </w:pPr>
+    </w:lvl>
+    <w:lvl w:ilvl="7">
+      <w:start w:val="1"/>
+      <w:numFmt w:val="lowerLetter"/>
+      <w:lvlText w:val="(%8)"/>
+      <w:lvlJc w:val="left"/>
+      <w:pPr>
+        <w:tabs>
+          <w:tab w:val="num" w:pos="5040"/>
+        </w:tabs>
+        <w:ind w:left="5520" w:hanging="480"/>
+      </w:pPr>
+    </w:lvl>
+    <w:lvl w:ilvl="8">
+      <w:start w:val="1"/>
+      <w:numFmt w:val="lowerLetter"/>
+      <w:lvlText w:val="(%9)"/>
+      <w:lvlJc w:val="left"/>
+      <w:pPr>
+        <w:tabs>
+          <w:tab w:val="num" w:pos="5760"/>
+        </w:tabs>
+        <w:ind w:left="6240" w:hanging="480"/>
+      </w:pPr>
+    </w:lvl>
+  </w:abstractNum>
   <w:num w:numId="1000">
     <w:abstractNumId w:val="990"/>
+  </w:num>
+  <w:num w:numId="1001">
+    <w:abstractNumId w:val="99731"/>
+    <w:lvlOverride w:ilvl="0">
+      <w:startOverride w:val="1"/>
+    </w:lvlOverride>
+    <w:lvlOverride w:ilvl="1">
+      <w:startOverride w:val="1"/>
+    </w:lvlOverride>
+    <w:lvlOverride w:ilvl="2">
+      <w:startOverride w:val="1"/>
+    </w:lvlOverride>
+    <w:lvlOverride w:ilvl="3">
+      <w:startOverride w:val="1"/>
+    </w:lvlOverride>
+    <w:lvlOverride w:ilvl="4">
+      <w:startOverride w:val="1"/>
+    </w:lvlOverride>
+    <w:lvlOverride w:ilvl="5">
+      <w:startOverride w:val="1"/>
+    </w:lvlOverride>
+    <w:lvlOverride w:ilvl="6">
+      <w:startOverride w:val="1"/>
+    </w:lvlOverride>
+    <w:lvlOverride w:ilvl="7">
+      <w:startOverride w:val="1"/>
+    </w:lvlOverride>
+    <w:lvlOverride w:ilvl="8">
+      <w:startOverride w:val="1"/>
+    </w:lvlOverride>
   </w:num>
 </w:numbering>
 </file>
